--- a/00-TOM-TAT-SANG-KIEN.docx
+++ b/00-TOM-TAT-SANG-KIEN.docx
@@ -72,7 +72,7 @@
           <w:sz w:val="26"/>
           <w:rFonts w:ascii="Times New Roman" w:hAnsi="Times New Roman" w:cs="Times New Roman"/>
         </w:rPr>
-        <w:t xml:space="preserve"> [Họ và tên] — Giảng viên An toàn thông tin trên không gian mạng, [Tên đơn vị]</w:t>
+        <w:t xml:space="preserve"> [Họ và tên] — Giảng viên An toàn thông tin trên không gian mạng, [Khoa/Phòng] — Học viện Khoa học Quân sự</w:t>
       </w:r>
     </w:p>
     <w:p>
